--- a/templates/documents/CONTRATOS CIVILES/CONTRATOS AUTENTICOS/ESTADO CIVIL/ACTO DE NOTORIEDAD DE DOMICILIO Y RESIDENCIA.docx
+++ b/templates/documents/CONTRATOS CIVILES/CONTRATOS AUTENTICOS/ESTADO CIVIL/ACTO DE NOTORIEDAD DE DOMICILIO Y RESIDENCIA.docx
@@ -10,67 +10,51 @@
           <w:iCs/>
         </w:rPr>
       </w:pPr>
-      <w:r>
-        <w:rPr>
-          <w:i/>
-          <w:iCs/>
-        </w:rPr>
-        <w:t>El Acto de Notoriedad de Domicilio (también conocido como Declaración Jurada de Residencia) es el instrumento legal utilizado en la República Dominicana para probar el lugar de morada habitual de una persona cuando no se dispone de facturas de servicios públicos a su nombre o un contrato de alquiler registrado.</w:t>
-      </w:r>
-    </w:p>
-    <w:p>
-      <w:pPr>
-        <w:jc w:val="both"/>
-        <w:rPr>
-          <w:i/>
-          <w:iCs/>
-        </w:rPr>
-      </w:pPr>
-      <w:r>
-        <w:rPr>
-          <w:i/>
-          <w:iCs/>
-        </w:rPr>
-        <w:t>Es fundamental para trámites ante la Junta Central Electoral, apertura de cuentas bancarias, solicitudes de visados o procesos judiciales. Se basa en la Ley No. 140-15 del Notariado y el Código Civil.</w:t>
-      </w:r>
-    </w:p>
-    <w:p>
-      <w:pPr>
-        <w:jc w:val="both"/>
-        <w:rPr>
-          <w:b/>
-          <w:bCs/>
-        </w:rPr>
-      </w:pPr>
-    </w:p>
-    <w:p>
-      <w:pPr>
-        <w:jc w:val="both"/>
-        <w:rPr>
-          <w:b/>
-          <w:bCs/>
-        </w:rPr>
-      </w:pPr>
-      <w:r>
-        <w:rPr>
-          <w:b/>
-          <w:bCs/>
-        </w:rPr>
-        <w:t>ACTO NÚMERO [_______</w:t>
+    </w:p>
+    <w:p>
+      <w:pPr>
+        <w:jc w:val="both"/>
+        <w:rPr>
+          <w:i/>
+          <w:iCs/>
+        </w:rPr>
+      </w:pPr>
+      <w:r>
+        <w:rPr>
+          <w:i/>
+          <w:iCs/>
+        </w:rPr>
+        <w:t>ACTO DE NOTORIEDAD DE DOMICILIO Y RESIDENCIA</w:t>
+      </w:r>
+    </w:p>
+    <w:p>
+      <w:pPr>
+        <w:jc w:val="both"/>
+        <w:rPr>
+          <w:i/>
+          <w:iCs/>
+        </w:rPr>
+      </w:pPr>
+      <w:r>
+        <w:rPr>
+          <w:i/>
+          <w:iCs/>
+        </w:rPr>
+        <w:t>ACTO NÚMERO {{NUMERO_ACTO_AUTENTICO}</w:t>
       </w:r>
       <w:proofErr w:type="gramStart"/>
       <w:r>
         <w:rPr>
-          <w:b/>
-          <w:bCs/>
-        </w:rPr>
-        <w:t>].-</w:t>
+          <w:i/>
+          <w:iCs/>
+        </w:rPr>
+        <w:t>}.-</w:t>
       </w:r>
       <w:proofErr w:type="gramEnd"/>
       <w:r>
         <w:rPr>
-          <w:b/>
-          <w:bCs/>
+          <w:i/>
+          <w:iCs/>
         </w:rPr>
         <w:t xml:space="preserve"> (ACTO DE NOTORIEDAD DE DOMICILIO Y RESIDENCIA)</w:t>
       </w:r>
@@ -78,315 +62,339 @@
     <w:p>
       <w:pPr>
         <w:jc w:val="both"/>
-      </w:pPr>
-      <w:r>
-        <w:t xml:space="preserve">En la ciudad de [Ciudad], República Dominicana, hoy día [Día] del mes de [Mes] del año 2026; por ante mí, </w:t>
-      </w:r>
-      <w:r>
-        <w:rPr>
-          <w:b/>
-          <w:bCs/>
-        </w:rPr>
-        <w:t>[NOMBRE DEL NOTARIO]</w:t>
-      </w:r>
-      <w:r>
-        <w:t xml:space="preserve">, dominicano, mayor de edad, Abogado Notario Público de los del número del [Distrito Nacional / Municipio], titular de la Cédula No. [Número], con </w:t>
+        <w:rPr>
+          <w:i/>
+          <w:iCs/>
+        </w:rPr>
+      </w:pPr>
+      <w:r>
+        <w:rPr>
+          <w:i/>
+          <w:iCs/>
+        </w:rPr>
+        <w:t xml:space="preserve">En la ciudad de {{CIUDAD_FIRMA}}, República Dominicana, hoy día {{DIA_TEXTO}} del mes de {{MES_TEXTO}} del año {{AÑO_TEXTO}} ({{AÑO_NUMERO}}); por ante mí, {{TRATAMIENTO_NOTARIO}} {{NOMBRE_NOTARIO}}, de nacionalidad dominicana, mayor de edad, Abogado Notario Público de los del número del {{MUNICIPIO_NOTARIO}}, titular de {{DOCUMENTO IDENTIDAD_NOTARIO}}, con </w:t>
       </w:r>
       <w:proofErr w:type="gramStart"/>
       <w:r>
+        <w:rPr>
+          <w:i/>
+          <w:iCs/>
+        </w:rPr>
         <w:t>carnet</w:t>
       </w:r>
       <w:proofErr w:type="gramEnd"/>
       <w:r>
-        <w:t xml:space="preserve"> del Colegio de Notarios No. [Número] y estudio profesional abierto en la [Dirección]; </w:t>
-      </w:r>
-      <w:r>
-        <w:rPr>
-          <w:b/>
-          <w:bCs/>
-        </w:rPr>
-        <w:t>HA COMPARECIDO</w:t>
-      </w:r>
-      <w:r>
-        <w:t xml:space="preserve"> de manera libre y voluntaria el señor/a:</w:t>
-      </w:r>
-    </w:p>
-    <w:p>
-      <w:pPr>
-        <w:jc w:val="both"/>
-      </w:pPr>
-      <w:r>
-        <w:rPr>
-          <w:b/>
-          <w:bCs/>
-        </w:rPr>
-        <w:t>[NOMBRE DEL DECLARANTE]</w:t>
-      </w:r>
-      <w:r>
-        <w:t xml:space="preserve">, dominicano, mayor de edad, titular de la Cédula de Identidad y Electoral No. [Número], domiciliado y residente en [Dirección completa], quien para los fines del presente acto se denominará </w:t>
-      </w:r>
-      <w:r>
-        <w:rPr>
-          <w:b/>
-          <w:bCs/>
+        <w:rPr>
+          <w:i/>
+          <w:iCs/>
+        </w:rPr>
+        <w:t xml:space="preserve"> del Colegio de Notarios No. {{MATRICULA_NOTARIO}} y estudio profesional abierto en {{DIRECCION O DOMICILIO_NOTARIO}}; HA COMPARECIDO de manera libre y voluntaria:</w:t>
+      </w:r>
+    </w:p>
+    <w:p>
+      <w:pPr>
+        <w:jc w:val="both"/>
+        <w:rPr>
+          <w:i/>
+          <w:iCs/>
+        </w:rPr>
+      </w:pPr>
+      <w:r>
+        <w:rPr>
+          <w:i/>
+          <w:iCs/>
+        </w:rPr>
+        <w:t>{{TRATAMIENTO_DECLARANTE}} {{NOMBRE_DECLARANTE}}, de nacionalidad {{NACIONALIDAD_DECLARANTE}}, mayor de edad, titular de {{DOCUMENTO IDENTIDAD_DECLARANTE}}, domiciliado y residente en {{DIRECCION O DOMICILIO_DECLARANTE}}, quien para los fines del presente acto se denominará EL DECLARANTE.</w:t>
+      </w:r>
+    </w:p>
+    <w:p>
+      <w:pPr>
+        <w:jc w:val="both"/>
+        <w:rPr>
+          <w:i/>
+          <w:iCs/>
+        </w:rPr>
+      </w:pPr>
+      <w:r>
+        <w:rPr>
+          <w:i/>
+          <w:iCs/>
+        </w:rPr>
+        <w:t>Asimismo, comparecen los señores (Testigos): {{TRATAMIENTO_TESTIGO 1}} {{NOMBRE_TESTIGO 1}}, titular de {{DOCUMENTO IDENTIDAD_TESTIGO 1}}, domiciliado en {{DIRECCION O DOMICILIO_TESTIGO 1}}. {{TRATAMIENTO_TESTIGO 2}} {{NOMBRE_TESTIGO 2}}, titular de {{DOCUMENTO IDENTIDAD_TESTIGO 2}}, domiciliado en {{DIRECCION O DOMICILIO_TESTIGO 2}}. {{TRATAMIENTO_TESTIGO 3}} {{NOMBRE_TESTIGO 3}}, titular de {{DOCUMENTO IDENTIDAD_TESTIGO 3}}, domiciliado en {{DIRECCION O DOMICILIO_TESTIGO 3}}.</w:t>
+      </w:r>
+    </w:p>
+    <w:p>
+      <w:pPr>
+        <w:jc w:val="both"/>
+        <w:rPr>
+          <w:i/>
+          <w:iCs/>
+        </w:rPr>
+      </w:pPr>
+      <w:r>
+        <w:rPr>
+          <w:i/>
+          <w:iCs/>
+        </w:rPr>
+        <w:t>LOS COMPARECIENTES, previa declaración jurada de decir la verdad, me han manifestado de manera unánime lo siguiente:</w:t>
+      </w:r>
+    </w:p>
+    <w:p>
+      <w:pPr>
+        <w:jc w:val="both"/>
+        <w:rPr>
+          <w:i/>
+          <w:iCs/>
+        </w:rPr>
+      </w:pPr>
+      <w:r>
+        <w:rPr>
+          <w:i/>
+          <w:iCs/>
+        </w:rPr>
+        <w:t>CLÁUSULAS</w:t>
+      </w:r>
+    </w:p>
+    <w:p>
+      <w:pPr>
+        <w:jc w:val="both"/>
+        <w:rPr>
+          <w:i/>
+          <w:iCs/>
+        </w:rPr>
+      </w:pPr>
+      <w:r>
+        <w:rPr>
+          <w:i/>
+          <w:iCs/>
+        </w:rPr>
+        <w:t>PRIMERA: DECLARACIÓN DE DOMICILIO. EL DECLARANTE manifiesta bajo la fe del juramento que su domicilio principal, real, efectivo y habitual se encuentra ubicado en la siguiente dirección: {{DIRECCION O DOMICILIO_DECLARANTE}}.</w:t>
+      </w:r>
+    </w:p>
+    <w:p>
+      <w:pPr>
+        <w:jc w:val="both"/>
+        <w:rPr>
+          <w:i/>
+          <w:iCs/>
+        </w:rPr>
+      </w:pPr>
+      <w:r>
+        <w:rPr>
+          <w:i/>
+          <w:iCs/>
+        </w:rPr>
+        <w:t>SEGUNDA: TESTIMONIO DE NOTORIEDAD. Los testigos comparecientes, quienes declaran residir o laborar en las proximidades de la dirección antes mencionada, dan fe de que es un hecho público y notorio que {{TRATAMIENTO_DECLARANTE}} {{NOMBRE_DECLARANTE}} reside de manera ininterrumpida, real y efectiva en dicho inmueble desde hace aproximadamente {{TIEMPO_RESIDENCIA_DECLARANTE}}.</w:t>
+      </w:r>
+    </w:p>
+    <w:p>
+      <w:pPr>
+        <w:jc w:val="both"/>
+        <w:rPr>
+          <w:i/>
+          <w:iCs/>
+        </w:rPr>
+      </w:pPr>
+      <w:r>
+        <w:rPr>
+          <w:i/>
+          <w:iCs/>
+        </w:rPr>
+        <w:lastRenderedPageBreak/>
+        <w:t>TERCERA: OBJETO DEL ACTO. El compareciente manifiesta que el presente acto se instrumenta con el fin de acreditar su arraigo y domicilio ante {{INSTITUCION_DIRIGIDA}}, para los fines de {{TRAMITE_SOLICITADO}}.</w:t>
+      </w:r>
+    </w:p>
+    <w:p>
+      <w:pPr>
+        <w:jc w:val="both"/>
+        <w:rPr>
+          <w:i/>
+          <w:iCs/>
+        </w:rPr>
+      </w:pPr>
+      <w:r>
+        <w:rPr>
+          <w:i/>
+          <w:iCs/>
+        </w:rPr>
+        <w:t>CUARTA: VERACIDAD Y RESPONSABILIDAD. EL DECLARANTE asume total responsabilidad por la veracidad de la dirección suministrada, reconociendo que la misma será utilizada para recibir notificaciones legales y comunicaciones oficiales.</w:t>
+      </w:r>
+    </w:p>
+    <w:p>
+      <w:pPr>
+        <w:jc w:val="both"/>
+        <w:rPr>
+          <w:i/>
+          <w:iCs/>
+        </w:rPr>
+      </w:pPr>
+      <w:r>
+        <w:rPr>
+          <w:i/>
+          <w:iCs/>
+        </w:rPr>
+        <w:t>QUINTA: PENALIDAD POR PERJURIO. Los testigos declaran estar conscientes de que el falso testimonio ante un Notario Público conlleva las penas de prisión y multas establecidas en el Código Penal Dominicano para el perjurio.</w:t>
+      </w:r>
+    </w:p>
+    <w:p>
+      <w:pPr>
+        <w:jc w:val="both"/>
+        <w:rPr>
+          <w:i/>
+          <w:iCs/>
+        </w:rPr>
+      </w:pPr>
+      <w:r>
+        <w:rPr>
+          <w:i/>
+          <w:iCs/>
+        </w:rPr>
+        <w:t>HECHO Y PASADO POR ANTE MÍ, en mi estudio profesional, el día y año antes indicados. He dado lectura íntegra a los comparecientes, quienes en señal de aprobación firman junto conmigo y ante mí, Notario Público que CERTIFICO Y DOY FE.</w:t>
+      </w:r>
+    </w:p>
+    <w:p>
+      <w:pPr>
+        <w:jc w:val="both"/>
+        <w:rPr>
+          <w:i/>
+          <w:iCs/>
+        </w:rPr>
+      </w:pPr>
+    </w:p>
+    <w:p>
+      <w:pPr>
+        <w:jc w:val="both"/>
+        <w:rPr>
+          <w:i/>
+          <w:iCs/>
+        </w:rPr>
+      </w:pPr>
+      <w:r>
+        <w:rPr>
+          <w:i/>
+          <w:iCs/>
+        </w:rPr>
+        <w:t xml:space="preserve">{{NOMBRE_DECLARANTE}} </w:t>
+      </w:r>
+    </w:p>
+    <w:p>
+      <w:pPr>
+        <w:jc w:val="both"/>
+        <w:rPr>
+          <w:i/>
+          <w:iCs/>
+        </w:rPr>
+      </w:pPr>
+      <w:r>
+        <w:rPr>
+          <w:i/>
+          <w:iCs/>
         </w:rPr>
         <w:t>EL DECLARANTE</w:t>
       </w:r>
-      <w:r>
-        <w:t>.</w:t>
-      </w:r>
-    </w:p>
-    <w:p>
-      <w:pPr>
-        <w:jc w:val="both"/>
-      </w:pPr>
-      <w:r>
-        <w:t>Asimismo, comparecen los señores (Testigos):</w:t>
-      </w:r>
-    </w:p>
-    <w:p>
-      <w:pPr>
-        <w:numPr>
-          <w:ilvl w:val="0"/>
-          <w:numId w:val="1"/>
-        </w:numPr>
-        <w:jc w:val="both"/>
-      </w:pPr>
-      <w:r>
-        <w:rPr>
-          <w:b/>
-          <w:bCs/>
-        </w:rPr>
-        <w:t>[TESTIGO 1]</w:t>
-      </w:r>
-      <w:r>
-        <w:t>, Cédula [Número], domiciliado en [Dirección cercana].</w:t>
-      </w:r>
-    </w:p>
-    <w:p>
-      <w:pPr>
-        <w:numPr>
-          <w:ilvl w:val="0"/>
-          <w:numId w:val="1"/>
-        </w:numPr>
-        <w:jc w:val="both"/>
-      </w:pPr>
-      <w:r>
-        <w:rPr>
-          <w:b/>
-          <w:bCs/>
-        </w:rPr>
-        <w:t>[TESTIGO 2]</w:t>
-      </w:r>
-      <w:r>
-        <w:t>, Cédula [Número], domiciliado en [Dirección cercana].</w:t>
-      </w:r>
-    </w:p>
-    <w:p>
-      <w:pPr>
-        <w:numPr>
-          <w:ilvl w:val="0"/>
-          <w:numId w:val="1"/>
-        </w:numPr>
-        <w:jc w:val="both"/>
-      </w:pPr>
-      <w:r>
-        <w:rPr>
-          <w:b/>
-          <w:bCs/>
-        </w:rPr>
-        <w:t>[TESTIGO 3]</w:t>
-      </w:r>
-      <w:r>
-        <w:t>, Cédula [Número], domiciliado en [Dirección cercana].</w:t>
-      </w:r>
-    </w:p>
-    <w:p>
-      <w:pPr>
-        <w:jc w:val="both"/>
-      </w:pPr>
-      <w:r>
-        <w:rPr>
-          <w:b/>
-          <w:bCs/>
-        </w:rPr>
-        <w:t>LOS COMPARECIENTES</w:t>
-      </w:r>
-      <w:r>
-        <w:t>, testigos requeridos al efecto, previa declaración jurada de decir la verdad, me han manifestado de manera unánime lo siguiente:</w:t>
-      </w:r>
-    </w:p>
-    <w:p>
-      <w:pPr>
-        <w:jc w:val="both"/>
-        <w:rPr>
-          <w:b/>
-          <w:bCs/>
-        </w:rPr>
-      </w:pPr>
-      <w:r>
-        <w:rPr>
-          <w:b/>
-          <w:bCs/>
-        </w:rPr>
-        <w:t>CLÁUSULAS</w:t>
-      </w:r>
-    </w:p>
-    <w:p>
-      <w:pPr>
-        <w:jc w:val="both"/>
-      </w:pPr>
-      <w:r>
-        <w:rPr>
-          <w:b/>
-          <w:bCs/>
-        </w:rPr>
-        <w:t>PRIMERA: DECLARACIÓN DE DOMICILIO.</w:t>
-      </w:r>
-      <w:r>
+    </w:p>
+    <w:p>
+      <w:pPr>
+        <w:jc w:val="both"/>
+        <w:rPr>
+          <w:i/>
+          <w:iCs/>
+        </w:rPr>
+      </w:pPr>
+    </w:p>
+    <w:p>
+      <w:pPr>
+        <w:jc w:val="both"/>
+        <w:rPr>
+          <w:i/>
+          <w:iCs/>
+        </w:rPr>
+      </w:pPr>
+      <w:r>
+        <w:rPr>
+          <w:i/>
+          <w:iCs/>
+        </w:rPr>
+        <w:t xml:space="preserve">{{NOMBRE_TESTIGO 1}} {{NOMBRE_TESTIGO 2}} {{NOMBRE_TESTIGO 3}} </w:t>
+      </w:r>
+    </w:p>
+    <w:p>
+      <w:pPr>
+        <w:jc w:val="both"/>
+        <w:rPr>
+          <w:i/>
+          <w:iCs/>
+        </w:rPr>
+      </w:pPr>
+      <w:r>
+        <w:rPr>
+          <w:i/>
+          <w:iCs/>
+        </w:rPr>
+        <w:t xml:space="preserve">Testigo </w:t>
+      </w:r>
+      <w:proofErr w:type="spellStart"/>
+      <w:r>
+        <w:rPr>
+          <w:i/>
+          <w:iCs/>
+        </w:rPr>
+        <w:t>Testigo</w:t>
+      </w:r>
+      <w:proofErr w:type="spellEnd"/>
+      <w:r>
+        <w:rPr>
+          <w:i/>
+          <w:iCs/>
+        </w:rPr>
         <w:t xml:space="preserve"> </w:t>
       </w:r>
-      <w:r>
-        <w:rPr>
-          <w:b/>
-          <w:bCs/>
-        </w:rPr>
-        <w:t>EL DECLARANTE</w:t>
-      </w:r>
-      <w:r>
-        <w:t xml:space="preserve"> manifiesta bajo la fe del juramento que su domicilio real, único y residencia habitual se encuentra ubicado en la siguiente dirección: </w:t>
-      </w:r>
-      <w:r>
-        <w:rPr>
-          <w:b/>
-          <w:bCs/>
-        </w:rPr>
-        <w:t>[CALLE, NÚMERO, APARTAMENTO, SECTOR, CIUDAD Y PROVINCIA]</w:t>
-      </w:r>
-      <w:r>
-        <w:t>.</w:t>
-      </w:r>
-    </w:p>
-    <w:p>
-      <w:pPr>
-        <w:jc w:val="both"/>
-      </w:pPr>
-      <w:r>
-        <w:rPr>
-          <w:b/>
-          <w:bCs/>
-        </w:rPr>
-        <w:t>SEGUNDA: TESTIMONIO DE NOTORIEDAD.</w:t>
-      </w:r>
-      <w:r>
-        <w:t xml:space="preserve"> Los testigos comparecientes, quienes declaran residir o laborar en las proximidades de la dirección antes mencionada, dan fe de que es un hecho público y notorio que el señor/a </w:t>
-      </w:r>
-      <w:r>
-        <w:rPr>
-          <w:b/>
-          <w:bCs/>
-        </w:rPr>
-        <w:t>[NOMBRE DEL DECLARANTE]</w:t>
-      </w:r>
-      <w:r>
-        <w:t xml:space="preserve"> reside de manera ininterrumpida, real y efectiva en dicho inmueble desde hace aproximadamente </w:t>
-      </w:r>
-      <w:r>
-        <w:rPr>
-          <w:b/>
-          <w:bCs/>
-        </w:rPr>
-        <w:t>[Número de meses/años]</w:t>
-      </w:r>
-      <w:r>
-        <w:t>.</w:t>
-      </w:r>
-    </w:p>
-    <w:p>
-      <w:pPr>
-        <w:jc w:val="both"/>
-      </w:pPr>
-      <w:r>
-        <w:rPr>
-          <w:b/>
-          <w:bCs/>
-        </w:rPr>
-        <w:lastRenderedPageBreak/>
-        <w:t>TERCERA: OBJETO DEL ACTO.</w:t>
-      </w:r>
-      <w:r>
-        <w:t xml:space="preserve"> El compareciente manifiesta que el presente acto se instrumenta con el fin de acreditar su arraigo y domicilio ante [Institución: ej. Banco XXX / Consulado de XX / Junta Central Electoral], para los fines de [Especificar trámite: ej. Apertura de cuenta / Solicitud de Pasaporte / Actualización de Cédula].</w:t>
-      </w:r>
-    </w:p>
-    <w:p>
-      <w:pPr>
-        <w:jc w:val="both"/>
-      </w:pPr>
-      <w:r>
-        <w:rPr>
-          <w:b/>
-          <w:bCs/>
-        </w:rPr>
-        <w:t>CUARTA: VERACIDAD Y RESPONSABILIDAD.</w:t>
-      </w:r>
-      <w:r>
-        <w:t xml:space="preserve"> </w:t>
-      </w:r>
-      <w:r>
-        <w:rPr>
-          <w:b/>
-          <w:bCs/>
-        </w:rPr>
-        <w:t>EL DECLARANTE</w:t>
-      </w:r>
-      <w:r>
-        <w:t xml:space="preserve"> asume total responsabilidad por la veracidad de la dirección suministrada, reconociendo que la misma será utilizada para recibir notificaciones legales y comunicaciones oficiales.</w:t>
-      </w:r>
-    </w:p>
-    <w:p>
-      <w:pPr>
-        <w:jc w:val="both"/>
-      </w:pPr>
-      <w:r>
-        <w:rPr>
-          <w:b/>
-          <w:bCs/>
-        </w:rPr>
-        <w:t>QUINTA: PENALIDAD POR PERJURIO.</w:t>
-      </w:r>
-      <w:r>
-        <w:t xml:space="preserve"> Los testigos declaran estar conscientes de que el falso testimonio ante un Notario Público conlleva las penas de prisión y multas establecidas en el Código Penal Dominicano para el perjurio.</w:t>
-      </w:r>
-    </w:p>
-    <w:p>
-      <w:pPr>
-        <w:jc w:val="both"/>
-      </w:pPr>
-      <w:r>
-        <w:pict w14:anchorId="0476383F">
-          <v:rect id="_x0000_i1031" style="width:0;height:1.5pt" o:hralign="center" o:hrstd="t" o:hr="t" fillcolor="#a0a0a0" stroked="f"/>
-        </w:pict>
-      </w:r>
-    </w:p>
-    <w:p>
-      <w:pPr>
-        <w:jc w:val="both"/>
-      </w:pPr>
-      <w:r>
-        <w:rPr>
-          <w:b/>
-          <w:bCs/>
-        </w:rPr>
-        <w:t>HECHO Y PASADO POR ANTE MÍ</w:t>
-      </w:r>
-      <w:r>
-        <w:t>, en mi estudio profesional, el día y año antes indicados. He dado lectura íntegra a los comparecientes, quienes en señal de aprobación firman junto conmigo y ante mí, Notario Público que CERTIFICO Y DOY FE.</w:t>
-      </w:r>
-    </w:p>
-    <w:p>
-      <w:pPr>
-        <w:jc w:val="both"/>
-      </w:pPr>
+      <w:proofErr w:type="spellStart"/>
+      <w:r>
+        <w:rPr>
+          <w:i/>
+          <w:iCs/>
+        </w:rPr>
+        <w:t>Testigo</w:t>
+      </w:r>
+      <w:proofErr w:type="spellEnd"/>
+    </w:p>
+    <w:p>
+      <w:pPr>
+        <w:jc w:val="both"/>
+        <w:rPr>
+          <w:i/>
+          <w:iCs/>
+        </w:rPr>
+      </w:pPr>
+    </w:p>
+    <w:p>
+      <w:pPr>
+        <w:jc w:val="both"/>
+        <w:rPr>
+          <w:i/>
+          <w:iCs/>
+        </w:rPr>
+      </w:pPr>
+      <w:r>
+        <w:rPr>
+          <w:i/>
+          <w:iCs/>
+        </w:rPr>
+        <w:t xml:space="preserve">{{NOMBRE_NOTARIO}} </w:t>
+      </w:r>
+    </w:p>
+    <w:p>
+      <w:pPr>
+        <w:jc w:val="both"/>
+      </w:pPr>
+      <w:r>
+        <w:rPr>
+          <w:i/>
+          <w:iCs/>
+        </w:rPr>
+        <w:t>Notario Público</w:t>
+      </w:r>
     </w:p>
     <w:sectPr>
       <w:pgSz w:w="11906" w:h="16838"/>
@@ -1122,6 +1130,7 @@
   <w:style w:type="character" w:default="1" w:styleId="Fuentedeprrafopredeter">
     <w:name w:val="Default Paragraph Font"/>
     <w:uiPriority w:val="1"/>
+    <w:semiHidden/>
     <w:unhideWhenUsed/>
   </w:style>
   <w:style w:type="table" w:default="1" w:styleId="Tablanormal">
